--- a/chapters/recurrences-growth.docx
+++ b/chapters/recurrences-growth.docx
@@ -23,7 +23,7 @@
         <w:pStyle w:val="Date"/>
       </w:pPr>
       <w:r>
-        <w:t xml:space="preserve">Last modified: 2026-10-24 19:07:26 (PDT)</w:t>
+        <w:t xml:space="preserve">Last modified: 2026-10-24 21:50:32 (PDT)</w:t>
       </w:r>
     </w:p>
     <w:tbl>

--- a/chapters/recurrences-growth.docx
+++ b/chapters/recurrences-growth.docx
@@ -23,7 +23,7 @@
         <w:pStyle w:val="Date"/>
       </w:pPr>
       <w:r>
-        <w:t xml:space="preserve">Last modified: 2026-10-24 21:50:32 (PDT)</w:t>
+        <w:t xml:space="preserve">Last modified: 2026-10-27 13:24:37 (PDT)</w:t>
       </w:r>
     </w:p>
     <w:tbl>

--- a/chapters/recurrences-growth.docx
+++ b/chapters/recurrences-growth.docx
@@ -23,7 +23,7 @@
         <w:pStyle w:val="Date"/>
       </w:pPr>
       <w:r>
-        <w:t xml:space="preserve">Last modified: 2026-10-27 13:24:37 (PDT)</w:t>
+        <w:t xml:space="preserve">Last modified: 2026-10-28 15:59:36 (PDT)</w:t>
       </w:r>
     </w:p>
     <w:tbl>

--- a/chapters/recurrences-growth.docx
+++ b/chapters/recurrences-growth.docx
@@ -23,7 +23,7 @@
         <w:pStyle w:val="Date"/>
       </w:pPr>
       <w:r>
-        <w:t xml:space="preserve">Last modified: 2026-10-28 15:59:36 (PDT)</w:t>
+        <w:t xml:space="preserve">Last modified: 2026-10-29 08:04:26 (PDT)</w:t>
       </w:r>
     </w:p>
     <w:tbl>

--- a/chapters/recurrences-growth.docx
+++ b/chapters/recurrences-growth.docx
@@ -23,7 +23,7 @@
         <w:pStyle w:val="Date"/>
       </w:pPr>
       <w:r>
-        <w:t xml:space="preserve">Last modified: 2026-10-29 08:04:26 (PDT)</w:t>
+        <w:t xml:space="preserve">Last modified: 2026-10-29 13:30:08 (PDT)</w:t>
       </w:r>
     </w:p>
     <w:tbl>

--- a/chapters/recurrences-growth.docx
+++ b/chapters/recurrences-growth.docx
@@ -23,7 +23,7 @@
         <w:pStyle w:val="Date"/>
       </w:pPr>
       <w:r>
-        <w:t xml:space="preserve">Last modified: 2026-10-29 13:30:08 (PDT)</w:t>
+        <w:t xml:space="preserve">Last modified: 2026-10-29 13:50:37 (PDT)</w:t>
       </w:r>
     </w:p>
     <w:tbl>

--- a/chapters/recurrences-growth.docx
+++ b/chapters/recurrences-growth.docx
@@ -23,7 +23,7 @@
         <w:pStyle w:val="Date"/>
       </w:pPr>
       <w:r>
-        <w:t xml:space="preserve">Last modified: 2026-10-29 13:50:37 (PDT)</w:t>
+        <w:t xml:space="preserve">Last modified: 2026-10-29 14:19:01 (PDT)</w:t>
       </w:r>
     </w:p>
     <w:tbl>

--- a/chapters/recurrences-growth.docx
+++ b/chapters/recurrences-growth.docx
@@ -23,7 +23,7 @@
         <w:pStyle w:val="Date"/>
       </w:pPr>
       <w:r>
-        <w:t xml:space="preserve">Last modified: 2026-10-29 14:19:01 (PDT)</w:t>
+        <w:t xml:space="preserve">Last modified: 2026-10-29 15:05:21 (PDT)</w:t>
       </w:r>
     </w:p>
     <w:tbl>

--- a/chapters/recurrences-growth.docx
+++ b/chapters/recurrences-growth.docx
@@ -23,7 +23,7 @@
         <w:pStyle w:val="Date"/>
       </w:pPr>
       <w:r>
-        <w:t xml:space="preserve">Last modified: 2026-10-29 15:05:21 (PDT)</w:t>
+        <w:t xml:space="preserve">Last modified: 2026-10-29 18:15:44 (PDT)</w:t>
       </w:r>
     </w:p>
     <w:tbl>

--- a/chapters/recurrences-growth.docx
+++ b/chapters/recurrences-growth.docx
@@ -23,7 +23,7 @@
         <w:pStyle w:val="Date"/>
       </w:pPr>
       <w:r>
-        <w:t xml:space="preserve">Last modified: 2026-10-29 18:15:44 (PDT)</w:t>
+        <w:t xml:space="preserve">Last modified: 2026-10-30 01:15:16 (PDT)</w:t>
       </w:r>
     </w:p>
     <w:tbl>

--- a/chapters/recurrences-growth.docx
+++ b/chapters/recurrences-growth.docx
@@ -23,7 +23,7 @@
         <w:pStyle w:val="Date"/>
       </w:pPr>
       <w:r>
-        <w:t xml:space="preserve">Last modified: 2026-10-30 01:15:16 (PDT)</w:t>
+        <w:t xml:space="preserve">Last modified: 2026-10-30 11:32:11 (PDT)</w:t>
       </w:r>
     </w:p>
     <w:tbl>

--- a/chapters/recurrences-growth.docx
+++ b/chapters/recurrences-growth.docx
@@ -23,7 +23,7 @@
         <w:pStyle w:val="Date"/>
       </w:pPr>
       <w:r>
-        <w:t xml:space="preserve">Last modified: 2026-10-30 11:32:11 (PDT)</w:t>
+        <w:t xml:space="preserve">Last modified: 2026-10-30 17:27:47 (PDT)</w:t>
       </w:r>
     </w:p>
     <w:tbl>
